--- a/InsightForge_Digital_Consumer_Twins_Brainstorming.docx
+++ b/InsightForge_Digital_Consumer_Twins_Brainstorming.docx
@@ -552,7 +552,7 @@
         <w:spacing w:after="120" w:line="276"/>
       </w:pPr>
       <w:r>
-        <w:t xml:space="preserve">The market research industry is undergoing its most significant transformation since the internet. In February 2026, Simile raised $100M to build AI-powered digital twins of real consumers. Aaru reached a $1B+ valuation. Qualtrics added synthetic respondents as a toggle within its platform. Over $1.5 billion in venture capital has flowed into synthetic consumer research in the past 18 months alone. Gartner projects that by 2028, 60% of product marketing teams will use synthetic customer personas for message testing.</w:t>
+        <w:t xml:space="preserve">The market research industry is undergoing its most significant transformation since the internet. In February 2026, Simile raised $100M to build AI-powered digital twins of real consumers. Aaru reached a $1B headline valuation (its blended valuation was lower). Qualtrics added synthetic respondents as a toggle within its platform. Hundreds of millions of dollars in venture capital have flowed into synthetic consumer research in the past 18 months alone.</w:t>
       </w:r>
     </w:p>
     <w:p>
@@ -872,7 +872,7 @@
                 <w:sz w:val="20"/>
                 <w:szCs w:val="20"/>
               </w:rPr>
-              <w:t xml:space="preserve">Gallup partnership; 85% GSS replication accuracy</w:t>
+              <w:t xml:space="preserve">85% GSS replication accuracy (Stanford, 2024); Gallup research partnership</w:t>
             </w:r>
           </w:p>
         </w:tc>
@@ -1050,7 +1050,7 @@
                 <w:sz w:val="20"/>
                 <w:szCs w:val="20"/>
               </w:rPr>
-              <w:t xml:space="preserve">$50M+ ($1B valuation)</w:t>
+              <w:t xml:space="preserve">$50M+ ($1B headline)</w:t>
             </w:r>
           </w:p>
         </w:tc>
@@ -14553,7 +14553,7 @@
           <w:sz w:val="22"/>
           <w:szCs w:val="22"/>
         </w:rPr>
-        <w:t xml:space="preserve">The market is real and moving fast. Over $1.5B in VC funding, Simile’s $100M raise, and Gartner’s projection of 60% adoption by 2028 confirm that digital consumer twins are not speculative — they are the next platform shift in market research.</w:t>
+        <w:t xml:space="preserve">The market is real and moving fast. Hundreds of millions in VC funding and Simile’s $100M raise confirm that digital consumer twins are not speculative — they are the next platform shift in market research.</w:t>
       </w:r>
     </w:p>
     <w:p>
